--- a/История/Рецензия на статью.docx
+++ b/История/Рецензия на статью.docx
@@ -4,6 +4,7 @@
   <w:body>
     <w:p>
       <w:pPr>
+        <w:jc w:val="both"/>
         <w:rPr>
           <w:rFonts w:ascii="Times New Roman" w:hAnsi="Times New Roman" w:cs="Times New Roman"/>
           <w:sz w:val="28"/>
@@ -181,6 +182,7 @@
     </w:p>
     <w:p>
       <w:pPr>
+        <w:jc w:val="both"/>
         <w:rPr>
           <w:rFonts w:ascii="Times New Roman" w:hAnsi="Times New Roman" w:cs="Times New Roman"/>
           <w:sz w:val="28"/>
@@ -246,6 +248,7 @@
     </w:p>
     <w:p>
       <w:pPr>
+        <w:jc w:val="both"/>
         <w:rPr>
           <w:rFonts w:ascii="Times New Roman" w:hAnsi="Times New Roman" w:cs="Times New Roman"/>
           <w:sz w:val="28"/>
@@ -258,7 +261,7 @@
           <w:sz w:val="28"/>
           <w:szCs w:val="28"/>
         </w:rPr>
-        <w:t xml:space="preserve">Автор опирается на достаточно широкий и разнообразный круг источников: исследовательские работы, мемуары, свидетельства современников, дипломатические воспоминания, материалы советской прессы и советско-французскую декларацию от 30 июня 1966 года. Это </w:t>
+        <w:t xml:space="preserve">Автор опирается на достаточно широкий и разнообразный круг источников: исследовательские работы, мемуары, свидетельства современников, дипломатические воспоминания, материалы советской прессы и советско-французскую декларацию от 30 июня 1966 года. Это придаёт статье фактическую насыщенность и позволяет подробно восстановить ход визита, содержание </w:t>
       </w:r>
       <w:r>
         <w:rPr>
@@ -267,11 +270,12 @@
           <w:szCs w:val="28"/>
         </w:rPr>
         <w:lastRenderedPageBreak/>
-        <w:t>придаёт статье фактическую насыщенность и позволяет подробно восстановить ход визита, содержание переговоров и их внешнеполитический контекст. Однако значительная часть использованных материалов носит мемуарный, публицистический или документально-описательный характер, то есть в большей степени служит подтверждению конкретных фактов, чем раскрытию различных историографических подходов. В результате источниковая база статьи выглядит убедительной прежде всего в событийном плане, тогда как интерпретация значения визита во многом остаётся авторской. Поэтому полностью нейтральной статью назвать нельзя: В. Гусев с самого начала задаёт оценочный тон, называя визит де Голля «одним из наиболее ярких моментов его внешнеполитической деятельности», а в финале утверждает, что он «послужил основой для последующего начала процесса разрядки в Европе» и был «первым не декларативным, практическим шагом к преодолению холодной войны на континенте». При этом статья насыщена цитатами, конкретными эпизодами и выразительными деталями визита, что делает изложение наглядным и убедительным. Таким образом, в фактической части автор в целом объективен, однако в оценке исторического значения событий его собственная позиция выражена весьма отчётливо.</w:t>
+        <w:t>переговоров и их внешнеполитический контекст. Однако значительная часть использованных материалов носит мемуарный, публицистический или документально-описательный характер, то есть в большей степени служит подтверждению конкретных фактов, чем раскрытию различных историографических подходов. В результате источниковая база статьи выглядит убедительной прежде всего в событийном плане, тогда как интерпретация значения визита во многом остаётся авторской. Поэтому полностью нейтральной статью назвать нельзя: В. Гусев с самого начала задаёт оценочный тон, называя визит де Голля «одним из наиболее ярких моментов его внешнеполитической деятельности», а в финале утверждает, что он «послужил основой для последующего начала процесса разрядки в Европе» и был «первым не декларативным, практическим шагом к преодолению холодной войны на континенте». При этом статья насыщена цитатами, конкретными эпизодами и выразительными деталями визита, что делает изложение наглядным и убедительным. Таким образом, в фактической части автор в целом объективен, однако в оценке исторического значения событий его собственная позиция выражена весьма отчётливо.</w:t>
       </w:r>
     </w:p>
     <w:p>
       <w:pPr>
+        <w:jc w:val="both"/>
         <w:rPr>
           <w:rFonts w:ascii="Times New Roman" w:hAnsi="Times New Roman" w:cs="Times New Roman"/>
           <w:sz w:val="28"/>
@@ -284,23 +288,7 @@
           <w:sz w:val="28"/>
           <w:szCs w:val="28"/>
         </w:rPr>
-        <w:t>Статья В. Гусева производит в целом положительное впечатление, поскольку посвящена значимому и содержательно интересному сюжету истории международных отношений периода холодной войны</w:t>
-      </w:r>
-      <w:r>
-        <w:rPr>
-          <w:rFonts w:ascii="Times New Roman" w:hAnsi="Times New Roman" w:cs="Times New Roman"/>
-          <w:sz w:val="28"/>
-          <w:szCs w:val="28"/>
-        </w:rPr>
-        <w:t>.</w:t>
-      </w:r>
-      <w:r>
-        <w:rPr>
-          <w:rFonts w:ascii="Times New Roman" w:hAnsi="Times New Roman" w:cs="Times New Roman"/>
-          <w:sz w:val="28"/>
-          <w:szCs w:val="28"/>
-        </w:rPr>
-        <w:t xml:space="preserve"> Особенно ценно, что материал позволяет увидеть визит де Голля в СССР не как изолированный эпизод, а как часть постепенного изменения политической атмосферы в Европе. В этом смысле статья действительно расширяет кругозор читателя, так как помогает глубже понять соотношение интересов СССР, Франции и США в середине 1960-х годов. Положительное впечатление производит и то, что автор опирается на </w:t>
+        <w:t xml:space="preserve">Статья В. Гусева производит в целом положительное впечатление, поскольку посвящена значимому и содержательно интересному сюжету истории международных отношений периода холодной войны. Особенно ценно, что материал позволяет увидеть визит де Голля в СССР не как изолированный эпизод, а как часть постепенного изменения политической атмосферы в Европе. В этом смысле статья действительно расширяет кругозор читателя, так как помогает глубже понять соотношение интересов СССР, Франции и США в середине 1960-х годов. Положительное впечатление производит и то, что автор опирается на </w:t>
       </w:r>
       <w:r>
         <w:rPr>
@@ -377,6 +365,7 @@
     </w:p>
     <w:p>
       <w:pPr>
+        <w:jc w:val="both"/>
         <w:rPr>
           <w:rFonts w:ascii="Times New Roman" w:hAnsi="Times New Roman" w:cs="Times New Roman"/>
           <w:sz w:val="28"/>
@@ -389,20 +378,12 @@
           <w:sz w:val="28"/>
           <w:szCs w:val="28"/>
         </w:rPr>
-        <w:t xml:space="preserve">Вместе с тем статья не лишена недостатков. Автор явно склонен подводить читателя к выводу о большой исторической значимости визита, однако почти не рассматривает альтернативные интерпретации и не показывает возможные пределы этого дипломатического сближения. Из-за этого исследование местами выглядит несколько односторонним, а авторская позиция — слишком уверенно выраженной. Таким образом, статья представляет интерес как для знакомства с конкретным событием, так и для расширения представлений о механизмах разрядки, но с точки зрения </w:t>
-      </w:r>
-      <w:r>
-        <w:rPr>
-          <w:rFonts w:ascii="Times New Roman" w:hAnsi="Times New Roman" w:cs="Times New Roman"/>
-          <w:sz w:val="28"/>
-          <w:szCs w:val="28"/>
-        </w:rPr>
-        <w:lastRenderedPageBreak/>
-        <w:t>научной полноты ей недостаёт большей критичности и внимания к иным оценкам.</w:t>
+        <w:t>Вместе с тем статья не лишена недостатков. Автор явно склонен подводить читателя к выводу о большой исторической значимости визита, однако почти не рассматривает альтернативные интерпретации и не показывает возможные пределы этого дипломатического сближения. Из-за этого исследование местами выглядит несколько односторонним, а авторская позиция — слишком уверенно выраженной. Таким образом, статья представляет интерес как для знакомства с конкретным событием, так и для расширения представлений о механизмах разрядки, но с точки зрения научной полноты ей недостаёт большей критичности и внимания к иным оценкам.</w:t>
       </w:r>
     </w:p>
     <w:p>
       <w:pPr>
+        <w:jc w:val="both"/>
         <w:rPr>
           <w:rFonts w:ascii="Times New Roman" w:hAnsi="Times New Roman" w:cs="Times New Roman"/>
           <w:sz w:val="28"/>
@@ -1023,6 +1004,7 @@
   <w:style w:type="character" w:default="1" w:styleId="a0">
     <w:name w:val="Default Paragraph Font"/>
     <w:uiPriority w:val="1"/>
+    <w:semiHidden/>
     <w:unhideWhenUsed/>
   </w:style>
   <w:style w:type="table" w:default="1" w:styleId="a1">
